--- a/por/docx/002.content.docx
+++ b/por/docx/002.content.docx
@@ -1706,6 +1706,255 @@
     </w:p>
     <w:p>
       <w:r>
+        <w:t>&lt;image: None&gt;</w:t>
+      </w:r>
+    </w:p>
+    <w:p>
+      <w:pPr/>
+      <w:r>
+        <w:rPr>
+          <w:lang w:val="pt_PT" w:bidi="pt_PT"/>
+        </w:rPr>
+      </w:r>
+      <w:hyperlink r:id="rId39">
+        <w:r>
+          <w:rPr>
+            <w:lang w:val="pt_PT" w:bidi="pt_PT"/>
+          </w:rPr>
+          <w:rPr>
+            <w:color w:val="0000EE"/>
+            <w:u w:val="single"/>
+          </w:rPr>
+          <w:t>link</w:t>
+        </w:r>
+      </w:hyperlink>
+      <w:r>
+        <w:rPr>
+          <w:lang w:val="pt_PT" w:bidi="pt_PT"/>
+        </w:rPr>
+      </w:r>
+      <w:r>
+        <w:rPr>
+          <w:lang w:val="pt_PT" w:bidi="pt_PT"/>
+        </w:rPr>
+      </w:r>
+    </w:p>
+    <w:p>
+      <w:pPr/>
+      <w:r>
+        <w:rPr>
+          <w:lang w:val="pt_PT" w:bidi="pt_PT"/>
+        </w:rPr>
+      </w:r>
+    </w:p>
+    <w:p>
+      <w:pPr>
+        <w:pStyle w:val="Heading2"/>
+      </w:pPr>
+      <w:r>
+        <w:rPr>
+          <w:lang w:val="pt_PT" w:bidi="pt_PT"/>
+        </w:rPr>
+        <w:t>Bolsa</w:t>
+      </w:r>
+      <w:r>
+        <w:rPr>
+          <w:lang w:val="pt_PT" w:bidi="pt_PT"/>
+        </w:rPr>
+      </w:r>
+    </w:p>
+    <w:p>
+      <w:pPr>
+        <w:pStyle w:val="Heading4"/>
+      </w:pPr>
+      <w:r>
+        <w:rPr>
+          <w:lang w:val="pt_PT" w:bidi="pt_PT"/>
+        </w:rPr>
+        <w:t>Image Content</w:t>
+      </w:r>
+      <w:r>
+        <w:rPr>
+          <w:lang w:val="pt_PT" w:bidi="pt_PT"/>
+        </w:rPr>
+      </w:r>
+    </w:p>
+    <w:p>
+      <w:pPr/>
+      <w:r>
+        <w:rPr>
+          <w:lang w:val="pt_PT" w:bidi="pt_PT"/>
+        </w:rPr>
+      </w:r>
+    </w:p>
+    <w:p>
+      <w:r>
+        <w:t>&lt;image: None&gt;</w:t>
+      </w:r>
+    </w:p>
+    <w:p>
+      <w:pPr/>
+      <w:r>
+        <w:rPr>
+          <w:lang w:val="pt_PT" w:bidi="pt_PT"/>
+        </w:rPr>
+      </w:r>
+      <w:hyperlink r:id="rId40">
+        <w:r>
+          <w:rPr>
+            <w:lang w:val="pt_PT" w:bidi="pt_PT"/>
+          </w:rPr>
+          <w:rPr>
+            <w:color w:val="0000EE"/>
+            <w:u w:val="single"/>
+          </w:rPr>
+          <w:t>link</w:t>
+        </w:r>
+      </w:hyperlink>
+      <w:r>
+        <w:rPr>
+          <w:lang w:val="pt_PT" w:bidi="pt_PT"/>
+        </w:rPr>
+      </w:r>
+      <w:r>
+        <w:rPr>
+          <w:lang w:val="pt_PT" w:bidi="pt_PT"/>
+        </w:rPr>
+      </w:r>
+    </w:p>
+    <w:p>
+      <w:pPr/>
+      <w:r>
+        <w:rPr>
+          <w:lang w:val="pt_PT" w:bidi="pt_PT"/>
+        </w:rPr>
+      </w:r>
+    </w:p>
+    <w:p>
+      <w:pPr>
+        <w:pStyle w:val="Heading2"/>
+      </w:pPr>
+      <w:r>
+        <w:rPr>
+          <w:lang w:val="pt_PT" w:bidi="pt_PT"/>
+        </w:rPr>
+        <w:t>Bolsa</w:t>
+      </w:r>
+      <w:r>
+        <w:rPr>
+          <w:lang w:val="pt_PT" w:bidi="pt_PT"/>
+        </w:rPr>
+      </w:r>
+    </w:p>
+    <w:p>
+      <w:pPr>
+        <w:pStyle w:val="Heading4"/>
+      </w:pPr>
+      <w:r>
+        <w:rPr>
+          <w:lang w:val="pt_PT" w:bidi="pt_PT"/>
+        </w:rPr>
+        <w:t>Image Content</w:t>
+      </w:r>
+      <w:r>
+        <w:rPr>
+          <w:lang w:val="pt_PT" w:bidi="pt_PT"/>
+        </w:rPr>
+      </w:r>
+    </w:p>
+    <w:p>
+      <w:pPr/>
+      <w:r>
+        <w:rPr>
+          <w:lang w:val="pt_PT" w:bidi="pt_PT"/>
+        </w:rPr>
+      </w:r>
+    </w:p>
+    <w:p>
+      <w:r>
+        <w:t>&lt;image: None&gt;</w:t>
+      </w:r>
+    </w:p>
+    <w:p>
+      <w:pPr/>
+      <w:r>
+        <w:rPr>
+          <w:lang w:val="pt_PT" w:bidi="pt_PT"/>
+        </w:rPr>
+      </w:r>
+      <w:hyperlink r:id="rId41">
+        <w:r>
+          <w:rPr>
+            <w:lang w:val="pt_PT" w:bidi="pt_PT"/>
+          </w:rPr>
+          <w:rPr>
+            <w:color w:val="0000EE"/>
+            <w:u w:val="single"/>
+          </w:rPr>
+          <w:t>link</w:t>
+        </w:r>
+      </w:hyperlink>
+      <w:r>
+        <w:rPr>
+          <w:lang w:val="pt_PT" w:bidi="pt_PT"/>
+        </w:rPr>
+      </w:r>
+      <w:r>
+        <w:rPr>
+          <w:lang w:val="pt_PT" w:bidi="pt_PT"/>
+        </w:rPr>
+      </w:r>
+    </w:p>
+    <w:p>
+      <w:pPr/>
+      <w:r>
+        <w:rPr>
+          <w:lang w:val="pt_PT" w:bidi="pt_PT"/>
+        </w:rPr>
+      </w:r>
+    </w:p>
+    <w:p>
+      <w:pPr>
+        <w:pStyle w:val="Heading2"/>
+      </w:pPr>
+      <w:r>
+        <w:rPr>
+          <w:lang w:val="pt_PT" w:bidi="pt_PT"/>
+        </w:rPr>
+        <w:t>Bolsa</w:t>
+      </w:r>
+      <w:r>
+        <w:rPr>
+          <w:lang w:val="pt_PT" w:bidi="pt_PT"/>
+        </w:rPr>
+      </w:r>
+    </w:p>
+    <w:p>
+      <w:pPr>
+        <w:pStyle w:val="Heading4"/>
+      </w:pPr>
+      <w:r>
+        <w:rPr>
+          <w:lang w:val="pt_PT" w:bidi="pt_PT"/>
+        </w:rPr>
+        <w:t>Image Content</w:t>
+      </w:r>
+      <w:r>
+        <w:rPr>
+          <w:lang w:val="pt_PT" w:bidi="pt_PT"/>
+        </w:rPr>
+      </w:r>
+    </w:p>
+    <w:p>
+      <w:pPr/>
+      <w:r>
+        <w:rPr>
+          <w:lang w:val="pt_PT" w:bidi="pt_PT"/>
+        </w:rPr>
+      </w:r>
+    </w:p>
+    <w:p>
+      <w:r>
         <w:drawing>
           <wp:inline xmlns:a="http://schemas.openxmlformats.org/drawingml/2006/main" xmlns:pic="http://schemas.openxmlformats.org/drawingml/2006/picture">
             <wp:extent cx="6096000" cy="4066032"/>
@@ -1721,7 +1970,7 @@
                     <pic:cNvPicPr/>
                   </pic:nvPicPr>
                   <pic:blipFill>
-                    <a:blip r:embed="rId39"/>
+                    <a:blip r:embed="rId42"/>
                     <a:stretch>
                       <a:fillRect/>
                     </a:stretch>
@@ -1747,7 +1996,7 @@
           <w:lang w:val="pt_PT" w:bidi="pt_PT"/>
         </w:rPr>
       </w:r>
-      <w:hyperlink r:id="rId40">
+      <w:hyperlink r:id="rId43">
         <w:r>
           <w:rPr>
             <w:lang w:val="pt_PT" w:bidi="pt_PT"/>
@@ -1835,7 +2084,7 @@
                     <pic:cNvPicPr/>
                   </pic:nvPicPr>
                   <pic:blipFill>
-                    <a:blip r:embed="rId41"/>
+                    <a:blip r:embed="rId44"/>
                     <a:stretch>
                       <a:fillRect/>
                     </a:stretch>
@@ -1861,7 +2110,7 @@
           <w:lang w:val="pt_PT" w:bidi="pt_PT"/>
         </w:rPr>
       </w:r>
-      <w:hyperlink r:id="rId42">
+      <w:hyperlink r:id="rId45">
         <w:r>
           <w:rPr>
             <w:lang w:val="pt_PT" w:bidi="pt_PT"/>
@@ -1949,7 +2198,7 @@
                     <pic:cNvPicPr/>
                   </pic:nvPicPr>
                   <pic:blipFill>
-                    <a:blip r:embed="rId43"/>
+                    <a:blip r:embed="rId46"/>
                     <a:stretch>
                       <a:fillRect/>
                     </a:stretch>
@@ -1975,7 +2224,7 @@
           <w:lang w:val="pt_PT" w:bidi="pt_PT"/>
         </w:rPr>
       </w:r>
-      <w:hyperlink r:id="rId44">
+      <w:hyperlink r:id="rId47">
         <w:r>
           <w:rPr>
             <w:lang w:val="pt_PT" w:bidi="pt_PT"/>
@@ -2014,7 +2263,7 @@
         <w:rPr>
           <w:lang w:val="pt_PT" w:bidi="pt_PT"/>
         </w:rPr>
-        <w:t>Bolsa</w:t>
+        <w:t>Bolsa de sementes do semeador</w:t>
       </w:r>
       <w:r>
         <w:rPr>
@@ -2050,7 +2299,7 @@
       <w:r>
         <w:drawing>
           <wp:inline xmlns:a="http://schemas.openxmlformats.org/drawingml/2006/main" xmlns:pic="http://schemas.openxmlformats.org/drawingml/2006/picture">
-            <wp:extent cx="6096000" cy="4066032"/>
+            <wp:extent cx="6096000" cy="3432048"/>
             <wp:docPr id="17" name="Picture 17"/>
             <wp:cNvGraphicFramePr>
               <a:graphicFrameLocks noChangeAspect="1"/>
@@ -2063,7 +2312,349 @@
                     <pic:cNvPicPr/>
                   </pic:nvPicPr>
                   <pic:blipFill>
-                    <a:blip r:embed="rId45"/>
+                    <a:blip r:embed="rId48"/>
+                    <a:stretch>
+                      <a:fillRect/>
+                    </a:stretch>
+                  </pic:blipFill>
+                  <pic:spPr>
+                    <a:xfrm>
+                      <a:off x="0" y="0"/>
+                      <a:ext cx="6096000" cy="3432048"/>
+                    </a:xfrm>
+                    <a:prstGeom prst="rect"/>
+                  </pic:spPr>
+                </pic:pic>
+              </a:graphicData>
+            </a:graphic>
+          </wp:inline>
+        </w:drawing>
+      </w:r>
+    </w:p>
+    <w:p>
+      <w:pPr/>
+      <w:r>
+        <w:rPr>
+          <w:lang w:val="pt_PT" w:bidi="pt_PT"/>
+        </w:rPr>
+      </w:r>
+      <w:hyperlink r:id="rId49">
+        <w:r>
+          <w:rPr>
+            <w:lang w:val="pt_PT" w:bidi="pt_PT"/>
+          </w:rPr>
+          <w:rPr>
+            <w:color w:val="0000EE"/>
+            <w:u w:val="single"/>
+          </w:rPr>
+          <w:t>link</w:t>
+        </w:r>
+      </w:hyperlink>
+      <w:r>
+        <w:rPr>
+          <w:lang w:val="pt_PT" w:bidi="pt_PT"/>
+        </w:rPr>
+      </w:r>
+      <w:r>
+        <w:rPr>
+          <w:lang w:val="pt_PT" w:bidi="pt_PT"/>
+        </w:rPr>
+      </w:r>
+    </w:p>
+    <w:p>
+      <w:pPr/>
+      <w:r>
+        <w:rPr>
+          <w:lang w:val="pt_PT" w:bidi="pt_PT"/>
+        </w:rPr>
+      </w:r>
+    </w:p>
+    <w:p>
+      <w:pPr>
+        <w:pStyle w:val="Heading2"/>
+      </w:pPr>
+      <w:r>
+        <w:rPr>
+          <w:lang w:val="pt_PT" w:bidi="pt_PT"/>
+        </w:rPr>
+        <w:t>Bolsa de sementes do semeador</w:t>
+      </w:r>
+      <w:r>
+        <w:rPr>
+          <w:lang w:val="pt_PT" w:bidi="pt_PT"/>
+        </w:rPr>
+      </w:r>
+    </w:p>
+    <w:p>
+      <w:pPr>
+        <w:pStyle w:val="Heading4"/>
+      </w:pPr>
+      <w:r>
+        <w:rPr>
+          <w:lang w:val="pt_PT" w:bidi="pt_PT"/>
+        </w:rPr>
+        <w:t>Image Content</w:t>
+      </w:r>
+      <w:r>
+        <w:rPr>
+          <w:lang w:val="pt_PT" w:bidi="pt_PT"/>
+        </w:rPr>
+      </w:r>
+    </w:p>
+    <w:p>
+      <w:pPr/>
+      <w:r>
+        <w:rPr>
+          <w:lang w:val="pt_PT" w:bidi="pt_PT"/>
+        </w:rPr>
+      </w:r>
+    </w:p>
+    <w:p>
+      <w:r>
+        <w:drawing>
+          <wp:inline xmlns:a="http://schemas.openxmlformats.org/drawingml/2006/main" xmlns:pic="http://schemas.openxmlformats.org/drawingml/2006/picture">
+            <wp:extent cx="6096000" cy="3432048"/>
+            <wp:docPr id="18" name="Picture 18"/>
+            <wp:cNvGraphicFramePr>
+              <a:graphicFrameLocks noChangeAspect="1"/>
+            </wp:cNvGraphicFramePr>
+            <a:graphic>
+              <a:graphicData uri="http://schemas.openxmlformats.org/drawingml/2006/picture">
+                <pic:pic>
+                  <pic:nvPicPr>
+                    <pic:cNvPr id="0" name="image.jpg"/>
+                    <pic:cNvPicPr/>
+                  </pic:nvPicPr>
+                  <pic:blipFill>
+                    <a:blip r:embed="rId50"/>
+                    <a:stretch>
+                      <a:fillRect/>
+                    </a:stretch>
+                  </pic:blipFill>
+                  <pic:spPr>
+                    <a:xfrm>
+                      <a:off x="0" y="0"/>
+                      <a:ext cx="6096000" cy="3432048"/>
+                    </a:xfrm>
+                    <a:prstGeom prst="rect"/>
+                  </pic:spPr>
+                </pic:pic>
+              </a:graphicData>
+            </a:graphic>
+          </wp:inline>
+        </w:drawing>
+      </w:r>
+    </w:p>
+    <w:p>
+      <w:pPr/>
+      <w:r>
+        <w:rPr>
+          <w:lang w:val="pt_PT" w:bidi="pt_PT"/>
+        </w:rPr>
+      </w:r>
+      <w:hyperlink r:id="rId51">
+        <w:r>
+          <w:rPr>
+            <w:lang w:val="pt_PT" w:bidi="pt_PT"/>
+          </w:rPr>
+          <w:rPr>
+            <w:color w:val="0000EE"/>
+            <w:u w:val="single"/>
+          </w:rPr>
+          <w:t>link</w:t>
+        </w:r>
+      </w:hyperlink>
+      <w:r>
+        <w:rPr>
+          <w:lang w:val="pt_PT" w:bidi="pt_PT"/>
+        </w:rPr>
+      </w:r>
+      <w:r>
+        <w:rPr>
+          <w:lang w:val="pt_PT" w:bidi="pt_PT"/>
+        </w:rPr>
+      </w:r>
+    </w:p>
+    <w:p>
+      <w:pPr/>
+      <w:r>
+        <w:rPr>
+          <w:lang w:val="pt_PT" w:bidi="pt_PT"/>
+        </w:rPr>
+      </w:r>
+    </w:p>
+    <w:p>
+      <w:pPr>
+        <w:pStyle w:val="Heading2"/>
+      </w:pPr>
+      <w:r>
+        <w:rPr>
+          <w:lang w:val="pt_PT" w:bidi="pt_PT"/>
+        </w:rPr>
+        <w:t>Bolsa de viajante</w:t>
+      </w:r>
+      <w:r>
+        <w:rPr>
+          <w:lang w:val="pt_PT" w:bidi="pt_PT"/>
+        </w:rPr>
+      </w:r>
+    </w:p>
+    <w:p>
+      <w:pPr>
+        <w:pStyle w:val="Heading4"/>
+      </w:pPr>
+      <w:r>
+        <w:rPr>
+          <w:lang w:val="pt_PT" w:bidi="pt_PT"/>
+        </w:rPr>
+        <w:t>Image Content</w:t>
+      </w:r>
+      <w:r>
+        <w:rPr>
+          <w:lang w:val="pt_PT" w:bidi="pt_PT"/>
+        </w:rPr>
+      </w:r>
+    </w:p>
+    <w:p>
+      <w:pPr/>
+      <w:r>
+        <w:rPr>
+          <w:lang w:val="pt_PT" w:bidi="pt_PT"/>
+        </w:rPr>
+      </w:r>
+    </w:p>
+    <w:p>
+      <w:r>
+        <w:drawing>
+          <wp:inline xmlns:a="http://schemas.openxmlformats.org/drawingml/2006/main" xmlns:pic="http://schemas.openxmlformats.org/drawingml/2006/picture">
+            <wp:extent cx="6096000" cy="4133088"/>
+            <wp:docPr id="19" name="Picture 19"/>
+            <wp:cNvGraphicFramePr>
+              <a:graphicFrameLocks noChangeAspect="1"/>
+            </wp:cNvGraphicFramePr>
+            <a:graphic>
+              <a:graphicData uri="http://schemas.openxmlformats.org/drawingml/2006/picture">
+                <pic:pic>
+                  <pic:nvPicPr>
+                    <pic:cNvPr id="0" name="image.jpg"/>
+                    <pic:cNvPicPr/>
+                  </pic:nvPicPr>
+                  <pic:blipFill>
+                    <a:blip r:embed="rId52"/>
+                    <a:stretch>
+                      <a:fillRect/>
+                    </a:stretch>
+                  </pic:blipFill>
+                  <pic:spPr>
+                    <a:xfrm>
+                      <a:off x="0" y="0"/>
+                      <a:ext cx="6096000" cy="4133088"/>
+                    </a:xfrm>
+                    <a:prstGeom prst="rect"/>
+                  </pic:spPr>
+                </pic:pic>
+              </a:graphicData>
+            </a:graphic>
+          </wp:inline>
+        </w:drawing>
+      </w:r>
+    </w:p>
+    <w:p>
+      <w:pPr/>
+      <w:r>
+        <w:rPr>
+          <w:lang w:val="pt_PT" w:bidi="pt_PT"/>
+        </w:rPr>
+      </w:r>
+      <w:hyperlink r:id="rId53">
+        <w:r>
+          <w:rPr>
+            <w:lang w:val="pt_PT" w:bidi="pt_PT"/>
+          </w:rPr>
+          <w:rPr>
+            <w:color w:val="0000EE"/>
+            <w:u w:val="single"/>
+          </w:rPr>
+          <w:t>link</w:t>
+        </w:r>
+      </w:hyperlink>
+      <w:r>
+        <w:rPr>
+          <w:lang w:val="pt_PT" w:bidi="pt_PT"/>
+        </w:rPr>
+      </w:r>
+      <w:r>
+        <w:rPr>
+          <w:lang w:val="pt_PT" w:bidi="pt_PT"/>
+        </w:rPr>
+      </w:r>
+    </w:p>
+    <w:p>
+      <w:pPr/>
+      <w:r>
+        <w:rPr>
+          <w:lang w:val="pt_PT" w:bidi="pt_PT"/>
+        </w:rPr>
+      </w:r>
+    </w:p>
+    <w:p>
+      <w:pPr>
+        <w:pStyle w:val="Heading2"/>
+      </w:pPr>
+      <w:r>
+        <w:rPr>
+          <w:lang w:val="pt_PT" w:bidi="pt_PT"/>
+        </w:rPr>
+        <w:t>Bolsa de viajante</w:t>
+      </w:r>
+      <w:r>
+        <w:rPr>
+          <w:lang w:val="pt_PT" w:bidi="pt_PT"/>
+        </w:rPr>
+      </w:r>
+    </w:p>
+    <w:p>
+      <w:pPr>
+        <w:pStyle w:val="Heading4"/>
+      </w:pPr>
+      <w:r>
+        <w:rPr>
+          <w:lang w:val="pt_PT" w:bidi="pt_PT"/>
+        </w:rPr>
+        <w:t>Image Content</w:t>
+      </w:r>
+      <w:r>
+        <w:rPr>
+          <w:lang w:val="pt_PT" w:bidi="pt_PT"/>
+        </w:rPr>
+      </w:r>
+    </w:p>
+    <w:p>
+      <w:pPr/>
+      <w:r>
+        <w:rPr>
+          <w:lang w:val="pt_PT" w:bidi="pt_PT"/>
+        </w:rPr>
+      </w:r>
+    </w:p>
+    <w:p>
+      <w:r>
+        <w:drawing>
+          <wp:inline xmlns:a="http://schemas.openxmlformats.org/drawingml/2006/main" xmlns:pic="http://schemas.openxmlformats.org/drawingml/2006/picture">
+            <wp:extent cx="6096000" cy="4066032"/>
+            <wp:docPr id="20" name="Picture 20"/>
+            <wp:cNvGraphicFramePr>
+              <a:graphicFrameLocks noChangeAspect="1"/>
+            </wp:cNvGraphicFramePr>
+            <a:graphic>
+              <a:graphicData uri="http://schemas.openxmlformats.org/drawingml/2006/picture">
+                <pic:pic>
+                  <pic:nvPicPr>
+                    <pic:cNvPr id="0" name="image.jpg"/>
+                    <pic:cNvPicPr/>
+                  </pic:nvPicPr>
+                  <pic:blipFill>
+                    <a:blip r:embed="rId54"/>
                     <a:stretch>
                       <a:fillRect/>
                     </a:stretch>
@@ -2089,7 +2680,7 @@
           <w:lang w:val="pt_PT" w:bidi="pt_PT"/>
         </w:rPr>
       </w:r>
-      <w:hyperlink r:id="rId46">
+      <w:hyperlink r:id="rId55">
         <w:r>
           <w:rPr>
             <w:lang w:val="pt_PT" w:bidi="pt_PT"/>
@@ -2128,7 +2719,7 @@
         <w:rPr>
           <w:lang w:val="pt_PT" w:bidi="pt_PT"/>
         </w:rPr>
-        <w:t>Bolsa</w:t>
+        <w:t>Borda da capa com borlas</w:t>
       </w:r>
       <w:r>
         <w:rPr>
@@ -2164,8 +2755,8 @@
       <w:r>
         <w:drawing>
           <wp:inline xmlns:a="http://schemas.openxmlformats.org/drawingml/2006/main" xmlns:pic="http://schemas.openxmlformats.org/drawingml/2006/picture">
-            <wp:extent cx="6096000" cy="4066032"/>
-            <wp:docPr id="18" name="Picture 18"/>
+            <wp:extent cx="6096000" cy="6834081"/>
+            <wp:docPr id="21" name="Picture 21"/>
             <wp:cNvGraphicFramePr>
               <a:graphicFrameLocks noChangeAspect="1"/>
             </wp:cNvGraphicFramePr>
@@ -2177,7 +2768,7 @@
                     <pic:cNvPicPr/>
                   </pic:nvPicPr>
                   <pic:blipFill>
-                    <a:blip r:embed="rId47"/>
+                    <a:blip r:embed="rId56"/>
                     <a:stretch>
                       <a:fillRect/>
                     </a:stretch>
@@ -2185,7 +2776,7 @@
                   <pic:spPr>
                     <a:xfrm>
                       <a:off x="0" y="0"/>
-                      <a:ext cx="6096000" cy="4066032"/>
+                      <a:ext cx="6096000" cy="6834081"/>
                     </a:xfrm>
                     <a:prstGeom prst="rect"/>
                   </pic:spPr>
@@ -2203,7 +2794,7 @@
           <w:lang w:val="pt_PT" w:bidi="pt_PT"/>
         </w:rPr>
       </w:r>
-      <w:hyperlink r:id="rId48">
+      <w:hyperlink r:id="rId57">
         <w:r>
           <w:rPr>
             <w:lang w:val="pt_PT" w:bidi="pt_PT"/>
@@ -2242,7 +2833,7 @@
         <w:rPr>
           <w:lang w:val="pt_PT" w:bidi="pt_PT"/>
         </w:rPr>
-        <w:t>Bolsa</w:t>
+        <w:t>Buraco de sepultamento</w:t>
       </w:r>
       <w:r>
         <w:rPr>
@@ -2278,8 +2869,8 @@
       <w:r>
         <w:drawing>
           <wp:inline xmlns:a="http://schemas.openxmlformats.org/drawingml/2006/main" xmlns:pic="http://schemas.openxmlformats.org/drawingml/2006/picture">
-            <wp:extent cx="6096000" cy="4066032"/>
-            <wp:docPr id="19" name="Picture 19"/>
+            <wp:extent cx="6096000" cy="9125749"/>
+            <wp:docPr id="22" name="Picture 22"/>
             <wp:cNvGraphicFramePr>
               <a:graphicFrameLocks noChangeAspect="1"/>
             </wp:cNvGraphicFramePr>
@@ -2291,7 +2882,7 @@
                     <pic:cNvPicPr/>
                   </pic:nvPicPr>
                   <pic:blipFill>
-                    <a:blip r:embed="rId49"/>
+                    <a:blip r:embed="rId58"/>
                     <a:stretch>
                       <a:fillRect/>
                     </a:stretch>
@@ -2299,7 +2890,7 @@
                   <pic:spPr>
                     <a:xfrm>
                       <a:off x="0" y="0"/>
-                      <a:ext cx="6096000" cy="4066032"/>
+                      <a:ext cx="6096000" cy="9125749"/>
                     </a:xfrm>
                     <a:prstGeom prst="rect"/>
                   </pic:spPr>
@@ -2317,7 +2908,7 @@
           <w:lang w:val="pt_PT" w:bidi="pt_PT"/>
         </w:rPr>
       </w:r>
-      <w:hyperlink r:id="rId50">
+      <w:hyperlink r:id="rId59">
         <w:r>
           <w:rPr>
             <w:lang w:val="pt_PT" w:bidi="pt_PT"/>
@@ -2356,7 +2947,7 @@
         <w:rPr>
           <w:lang w:val="pt_PT" w:bidi="pt_PT"/>
         </w:rPr>
-        <w:t>Bolsa de sementes do semeador</w:t>
+        <w:t>Burro de carga</w:t>
       </w:r>
       <w:r>
         <w:rPr>
@@ -2392,8 +2983,8 @@
       <w:r>
         <w:drawing>
           <wp:inline xmlns:a="http://schemas.openxmlformats.org/drawingml/2006/main" xmlns:pic="http://schemas.openxmlformats.org/drawingml/2006/picture">
-            <wp:extent cx="6096000" cy="3432048"/>
-            <wp:docPr id="20" name="Picture 20"/>
+            <wp:extent cx="6096000" cy="4078224"/>
+            <wp:docPr id="23" name="Picture 23"/>
             <wp:cNvGraphicFramePr>
               <a:graphicFrameLocks noChangeAspect="1"/>
             </wp:cNvGraphicFramePr>
@@ -2405,7 +2996,121 @@
                     <pic:cNvPicPr/>
                   </pic:nvPicPr>
                   <pic:blipFill>
-                    <a:blip r:embed="rId51"/>
+                    <a:blip r:embed="rId60"/>
+                    <a:stretch>
+                      <a:fillRect/>
+                    </a:stretch>
+                  </pic:blipFill>
+                  <pic:spPr>
+                    <a:xfrm>
+                      <a:off x="0" y="0"/>
+                      <a:ext cx="6096000" cy="4078224"/>
+                    </a:xfrm>
+                    <a:prstGeom prst="rect"/>
+                  </pic:spPr>
+                </pic:pic>
+              </a:graphicData>
+            </a:graphic>
+          </wp:inline>
+        </w:drawing>
+      </w:r>
+    </w:p>
+    <w:p>
+      <w:pPr/>
+      <w:r>
+        <w:rPr>
+          <w:lang w:val="pt_PT" w:bidi="pt_PT"/>
+        </w:rPr>
+      </w:r>
+      <w:hyperlink r:id="rId61">
+        <w:r>
+          <w:rPr>
+            <w:lang w:val="pt_PT" w:bidi="pt_PT"/>
+          </w:rPr>
+          <w:rPr>
+            <w:color w:val="0000EE"/>
+            <w:u w:val="single"/>
+          </w:rPr>
+          <w:t>link</w:t>
+        </w:r>
+      </w:hyperlink>
+      <w:r>
+        <w:rPr>
+          <w:lang w:val="pt_PT" w:bidi="pt_PT"/>
+        </w:rPr>
+      </w:r>
+      <w:r>
+        <w:rPr>
+          <w:lang w:val="pt_PT" w:bidi="pt_PT"/>
+        </w:rPr>
+      </w:r>
+    </w:p>
+    <w:p>
+      <w:pPr/>
+      <w:r>
+        <w:rPr>
+          <w:lang w:val="pt_PT" w:bidi="pt_PT"/>
+        </w:rPr>
+      </w:r>
+    </w:p>
+    <w:p>
+      <w:pPr>
+        <w:pStyle w:val="Heading2"/>
+      </w:pPr>
+      <w:r>
+        <w:rPr>
+          <w:lang w:val="pt_PT" w:bidi="pt_PT"/>
+        </w:rPr>
+        <w:t>Burro de carga</w:t>
+      </w:r>
+      <w:r>
+        <w:rPr>
+          <w:lang w:val="pt_PT" w:bidi="pt_PT"/>
+        </w:rPr>
+      </w:r>
+    </w:p>
+    <w:p>
+      <w:pPr>
+        <w:pStyle w:val="Heading4"/>
+      </w:pPr>
+      <w:r>
+        <w:rPr>
+          <w:lang w:val="pt_PT" w:bidi="pt_PT"/>
+        </w:rPr>
+        <w:t>Image Content</w:t>
+      </w:r>
+      <w:r>
+        <w:rPr>
+          <w:lang w:val="pt_PT" w:bidi="pt_PT"/>
+        </w:rPr>
+      </w:r>
+    </w:p>
+    <w:p>
+      <w:pPr/>
+      <w:r>
+        <w:rPr>
+          <w:lang w:val="pt_PT" w:bidi="pt_PT"/>
+        </w:rPr>
+      </w:r>
+    </w:p>
+    <w:p>
+      <w:r>
+        <w:drawing>
+          <wp:inline xmlns:a="http://schemas.openxmlformats.org/drawingml/2006/main" xmlns:pic="http://schemas.openxmlformats.org/drawingml/2006/picture">
+            <wp:extent cx="6096000" cy="3432048"/>
+            <wp:docPr id="24" name="Picture 24"/>
+            <wp:cNvGraphicFramePr>
+              <a:graphicFrameLocks noChangeAspect="1"/>
+            </wp:cNvGraphicFramePr>
+            <a:graphic>
+              <a:graphicData uri="http://schemas.openxmlformats.org/drawingml/2006/picture">
+                <pic:pic>
+                  <pic:nvPicPr>
+                    <pic:cNvPr id="0" name="image.jpg"/>
+                    <pic:cNvPicPr/>
+                  </pic:nvPicPr>
+                  <pic:blipFill>
+                    <a:blip r:embed="rId62"/>
                     <a:stretch>
                       <a:fillRect/>
                     </a:stretch>
@@ -2431,7 +3136,7 @@
           <w:lang w:val="pt_PT" w:bidi="pt_PT"/>
         </w:rPr>
       </w:r>
-      <w:hyperlink r:id="rId52">
+      <w:hyperlink r:id="rId63">
         <w:r>
           <w:rPr>
             <w:lang w:val="pt_PT" w:bidi="pt_PT"/>
@@ -2470,7 +3175,7 @@
         <w:rPr>
           <w:lang w:val="pt_PT" w:bidi="pt_PT"/>
         </w:rPr>
-        <w:t>Bolsa de sementes do semeador</w:t>
+        <w:t>Burro de carga</w:t>
       </w:r>
       <w:r>
         <w:rPr>
@@ -2507,7 +3212,7 @@
         <w:drawing>
           <wp:inline xmlns:a="http://schemas.openxmlformats.org/drawingml/2006/main" xmlns:pic="http://schemas.openxmlformats.org/drawingml/2006/picture">
             <wp:extent cx="6096000" cy="3432048"/>
-            <wp:docPr id="21" name="Picture 21"/>
+            <wp:docPr id="25" name="Picture 25"/>
             <wp:cNvGraphicFramePr>
               <a:graphicFrameLocks noChangeAspect="1"/>
             </wp:cNvGraphicFramePr>
@@ -2519,7 +3224,7 @@
                     <pic:cNvPicPr/>
                   </pic:nvPicPr>
                   <pic:blipFill>
-                    <a:blip r:embed="rId53"/>
+                    <a:blip r:embed="rId64"/>
                     <a:stretch>
                       <a:fillRect/>
                     </a:stretch>
@@ -2545,805 +3250,7 @@
           <w:lang w:val="pt_PT" w:bidi="pt_PT"/>
         </w:rPr>
       </w:r>
-      <w:hyperlink r:id="rId54">
-        <w:r>
-          <w:rPr>
-            <w:lang w:val="pt_PT" w:bidi="pt_PT"/>
-          </w:rPr>
-          <w:rPr>
-            <w:color w:val="0000EE"/>
-            <w:u w:val="single"/>
-          </w:rPr>
-          <w:t>link</w:t>
-        </w:r>
-      </w:hyperlink>
-      <w:r>
-        <w:rPr>
-          <w:lang w:val="pt_PT" w:bidi="pt_PT"/>
-        </w:rPr>
-      </w:r>
-      <w:r>
-        <w:rPr>
-          <w:lang w:val="pt_PT" w:bidi="pt_PT"/>
-        </w:rPr>
-      </w:r>
-    </w:p>
-    <w:p>
-      <w:pPr/>
-      <w:r>
-        <w:rPr>
-          <w:lang w:val="pt_PT" w:bidi="pt_PT"/>
-        </w:rPr>
-      </w:r>
-    </w:p>
-    <w:p>
-      <w:pPr>
-        <w:pStyle w:val="Heading2"/>
-      </w:pPr>
-      <w:r>
-        <w:rPr>
-          <w:lang w:val="pt_PT" w:bidi="pt_PT"/>
-        </w:rPr>
-        <w:t>Bolsa de viajante</w:t>
-      </w:r>
-      <w:r>
-        <w:rPr>
-          <w:lang w:val="pt_PT" w:bidi="pt_PT"/>
-        </w:rPr>
-      </w:r>
-    </w:p>
-    <w:p>
-      <w:pPr>
-        <w:pStyle w:val="Heading4"/>
-      </w:pPr>
-      <w:r>
-        <w:rPr>
-          <w:lang w:val="pt_PT" w:bidi="pt_PT"/>
-        </w:rPr>
-        <w:t>Image Content</w:t>
-      </w:r>
-      <w:r>
-        <w:rPr>
-          <w:lang w:val="pt_PT" w:bidi="pt_PT"/>
-        </w:rPr>
-      </w:r>
-    </w:p>
-    <w:p>
-      <w:pPr/>
-      <w:r>
-        <w:rPr>
-          <w:lang w:val="pt_PT" w:bidi="pt_PT"/>
-        </w:rPr>
-      </w:r>
-    </w:p>
-    <w:p>
-      <w:r>
-        <w:drawing>
-          <wp:inline xmlns:a="http://schemas.openxmlformats.org/drawingml/2006/main" xmlns:pic="http://schemas.openxmlformats.org/drawingml/2006/picture">
-            <wp:extent cx="6096000" cy="4133088"/>
-            <wp:docPr id="22" name="Picture 22"/>
-            <wp:cNvGraphicFramePr>
-              <a:graphicFrameLocks noChangeAspect="1"/>
-            </wp:cNvGraphicFramePr>
-            <a:graphic>
-              <a:graphicData uri="http://schemas.openxmlformats.org/drawingml/2006/picture">
-                <pic:pic>
-                  <pic:nvPicPr>
-                    <pic:cNvPr id="0" name="image.jpg"/>
-                    <pic:cNvPicPr/>
-                  </pic:nvPicPr>
-                  <pic:blipFill>
-                    <a:blip r:embed="rId55"/>
-                    <a:stretch>
-                      <a:fillRect/>
-                    </a:stretch>
-                  </pic:blipFill>
-                  <pic:spPr>
-                    <a:xfrm>
-                      <a:off x="0" y="0"/>
-                      <a:ext cx="6096000" cy="4133088"/>
-                    </a:xfrm>
-                    <a:prstGeom prst="rect"/>
-                  </pic:spPr>
-                </pic:pic>
-              </a:graphicData>
-            </a:graphic>
-          </wp:inline>
-        </w:drawing>
-      </w:r>
-    </w:p>
-    <w:p>
-      <w:pPr/>
-      <w:r>
-        <w:rPr>
-          <w:lang w:val="pt_PT" w:bidi="pt_PT"/>
-        </w:rPr>
-      </w:r>
-      <w:hyperlink r:id="rId56">
-        <w:r>
-          <w:rPr>
-            <w:lang w:val="pt_PT" w:bidi="pt_PT"/>
-          </w:rPr>
-          <w:rPr>
-            <w:color w:val="0000EE"/>
-            <w:u w:val="single"/>
-          </w:rPr>
-          <w:t>link</w:t>
-        </w:r>
-      </w:hyperlink>
-      <w:r>
-        <w:rPr>
-          <w:lang w:val="pt_PT" w:bidi="pt_PT"/>
-        </w:rPr>
-      </w:r>
-      <w:r>
-        <w:rPr>
-          <w:lang w:val="pt_PT" w:bidi="pt_PT"/>
-        </w:rPr>
-      </w:r>
-    </w:p>
-    <w:p>
-      <w:pPr/>
-      <w:r>
-        <w:rPr>
-          <w:lang w:val="pt_PT" w:bidi="pt_PT"/>
-        </w:rPr>
-      </w:r>
-    </w:p>
-    <w:p>
-      <w:pPr>
-        <w:pStyle w:val="Heading2"/>
-      </w:pPr>
-      <w:r>
-        <w:rPr>
-          <w:lang w:val="pt_PT" w:bidi="pt_PT"/>
-        </w:rPr>
-        <w:t>Bolsa de viajante</w:t>
-      </w:r>
-      <w:r>
-        <w:rPr>
-          <w:lang w:val="pt_PT" w:bidi="pt_PT"/>
-        </w:rPr>
-      </w:r>
-    </w:p>
-    <w:p>
-      <w:pPr>
-        <w:pStyle w:val="Heading4"/>
-      </w:pPr>
-      <w:r>
-        <w:rPr>
-          <w:lang w:val="pt_PT" w:bidi="pt_PT"/>
-        </w:rPr>
-        <w:t>Image Content</w:t>
-      </w:r>
-      <w:r>
-        <w:rPr>
-          <w:lang w:val="pt_PT" w:bidi="pt_PT"/>
-        </w:rPr>
-      </w:r>
-    </w:p>
-    <w:p>
-      <w:pPr/>
-      <w:r>
-        <w:rPr>
-          <w:lang w:val="pt_PT" w:bidi="pt_PT"/>
-        </w:rPr>
-      </w:r>
-    </w:p>
-    <w:p>
-      <w:r>
-        <w:drawing>
-          <wp:inline xmlns:a="http://schemas.openxmlformats.org/drawingml/2006/main" xmlns:pic="http://schemas.openxmlformats.org/drawingml/2006/picture">
-            <wp:extent cx="6096000" cy="4066032"/>
-            <wp:docPr id="23" name="Picture 23"/>
-            <wp:cNvGraphicFramePr>
-              <a:graphicFrameLocks noChangeAspect="1"/>
-            </wp:cNvGraphicFramePr>
-            <a:graphic>
-              <a:graphicData uri="http://schemas.openxmlformats.org/drawingml/2006/picture">
-                <pic:pic>
-                  <pic:nvPicPr>
-                    <pic:cNvPr id="0" name="image.jpg"/>
-                    <pic:cNvPicPr/>
-                  </pic:nvPicPr>
-                  <pic:blipFill>
-                    <a:blip r:embed="rId57"/>
-                    <a:stretch>
-                      <a:fillRect/>
-                    </a:stretch>
-                  </pic:blipFill>
-                  <pic:spPr>
-                    <a:xfrm>
-                      <a:off x="0" y="0"/>
-                      <a:ext cx="6096000" cy="4066032"/>
-                    </a:xfrm>
-                    <a:prstGeom prst="rect"/>
-                  </pic:spPr>
-                </pic:pic>
-              </a:graphicData>
-            </a:graphic>
-          </wp:inline>
-        </w:drawing>
-      </w:r>
-    </w:p>
-    <w:p>
-      <w:pPr/>
-      <w:r>
-        <w:rPr>
-          <w:lang w:val="pt_PT" w:bidi="pt_PT"/>
-        </w:rPr>
-      </w:r>
-      <w:hyperlink r:id="rId58">
-        <w:r>
-          <w:rPr>
-            <w:lang w:val="pt_PT" w:bidi="pt_PT"/>
-          </w:rPr>
-          <w:rPr>
-            <w:color w:val="0000EE"/>
-            <w:u w:val="single"/>
-          </w:rPr>
-          <w:t>link</w:t>
-        </w:r>
-      </w:hyperlink>
-      <w:r>
-        <w:rPr>
-          <w:lang w:val="pt_PT" w:bidi="pt_PT"/>
-        </w:rPr>
-      </w:r>
-      <w:r>
-        <w:rPr>
-          <w:lang w:val="pt_PT" w:bidi="pt_PT"/>
-        </w:rPr>
-      </w:r>
-    </w:p>
-    <w:p>
-      <w:pPr/>
-      <w:r>
-        <w:rPr>
-          <w:lang w:val="pt_PT" w:bidi="pt_PT"/>
-        </w:rPr>
-      </w:r>
-    </w:p>
-    <w:p>
-      <w:pPr>
-        <w:pStyle w:val="Heading2"/>
-      </w:pPr>
-      <w:r>
-        <w:rPr>
-          <w:lang w:val="pt_PT" w:bidi="pt_PT"/>
-        </w:rPr>
-        <w:t>Borda da capa com borlas</w:t>
-      </w:r>
-      <w:r>
-        <w:rPr>
-          <w:lang w:val="pt_PT" w:bidi="pt_PT"/>
-        </w:rPr>
-      </w:r>
-    </w:p>
-    <w:p>
-      <w:pPr>
-        <w:pStyle w:val="Heading4"/>
-      </w:pPr>
-      <w:r>
-        <w:rPr>
-          <w:lang w:val="pt_PT" w:bidi="pt_PT"/>
-        </w:rPr>
-        <w:t>Image Content</w:t>
-      </w:r>
-      <w:r>
-        <w:rPr>
-          <w:lang w:val="pt_PT" w:bidi="pt_PT"/>
-        </w:rPr>
-      </w:r>
-    </w:p>
-    <w:p>
-      <w:pPr/>
-      <w:r>
-        <w:rPr>
-          <w:lang w:val="pt_PT" w:bidi="pt_PT"/>
-        </w:rPr>
-      </w:r>
-    </w:p>
-    <w:p>
-      <w:r>
-        <w:drawing>
-          <wp:inline xmlns:a="http://schemas.openxmlformats.org/drawingml/2006/main" xmlns:pic="http://schemas.openxmlformats.org/drawingml/2006/picture">
-            <wp:extent cx="6096000" cy="6834081"/>
-            <wp:docPr id="24" name="Picture 24"/>
-            <wp:cNvGraphicFramePr>
-              <a:graphicFrameLocks noChangeAspect="1"/>
-            </wp:cNvGraphicFramePr>
-            <a:graphic>
-              <a:graphicData uri="http://schemas.openxmlformats.org/drawingml/2006/picture">
-                <pic:pic>
-                  <pic:nvPicPr>
-                    <pic:cNvPr id="0" name="image.jpg"/>
-                    <pic:cNvPicPr/>
-                  </pic:nvPicPr>
-                  <pic:blipFill>
-                    <a:blip r:embed="rId59"/>
-                    <a:stretch>
-                      <a:fillRect/>
-                    </a:stretch>
-                  </pic:blipFill>
-                  <pic:spPr>
-                    <a:xfrm>
-                      <a:off x="0" y="0"/>
-                      <a:ext cx="6096000" cy="6834081"/>
-                    </a:xfrm>
-                    <a:prstGeom prst="rect"/>
-                  </pic:spPr>
-                </pic:pic>
-              </a:graphicData>
-            </a:graphic>
-          </wp:inline>
-        </w:drawing>
-      </w:r>
-    </w:p>
-    <w:p>
-      <w:pPr/>
-      <w:r>
-        <w:rPr>
-          <w:lang w:val="pt_PT" w:bidi="pt_PT"/>
-        </w:rPr>
-      </w:r>
-      <w:hyperlink r:id="rId60">
-        <w:r>
-          <w:rPr>
-            <w:lang w:val="pt_PT" w:bidi="pt_PT"/>
-          </w:rPr>
-          <w:rPr>
-            <w:color w:val="0000EE"/>
-            <w:u w:val="single"/>
-          </w:rPr>
-          <w:t>link</w:t>
-        </w:r>
-      </w:hyperlink>
-      <w:r>
-        <w:rPr>
-          <w:lang w:val="pt_PT" w:bidi="pt_PT"/>
-        </w:rPr>
-      </w:r>
-      <w:r>
-        <w:rPr>
-          <w:lang w:val="pt_PT" w:bidi="pt_PT"/>
-        </w:rPr>
-      </w:r>
-    </w:p>
-    <w:p>
-      <w:pPr/>
-      <w:r>
-        <w:rPr>
-          <w:lang w:val="pt_PT" w:bidi="pt_PT"/>
-        </w:rPr>
-      </w:r>
-    </w:p>
-    <w:p>
-      <w:pPr>
-        <w:pStyle w:val="Heading2"/>
-      </w:pPr>
-      <w:r>
-        <w:rPr>
-          <w:lang w:val="pt_PT" w:bidi="pt_PT"/>
-        </w:rPr>
-        <w:t>Buraco de sepultamento</w:t>
-      </w:r>
-      <w:r>
-        <w:rPr>
-          <w:lang w:val="pt_PT" w:bidi="pt_PT"/>
-        </w:rPr>
-      </w:r>
-    </w:p>
-    <w:p>
-      <w:pPr>
-        <w:pStyle w:val="Heading4"/>
-      </w:pPr>
-      <w:r>
-        <w:rPr>
-          <w:lang w:val="pt_PT" w:bidi="pt_PT"/>
-        </w:rPr>
-        <w:t>Image Content</w:t>
-      </w:r>
-      <w:r>
-        <w:rPr>
-          <w:lang w:val="pt_PT" w:bidi="pt_PT"/>
-        </w:rPr>
-      </w:r>
-    </w:p>
-    <w:p>
-      <w:pPr/>
-      <w:r>
-        <w:rPr>
-          <w:lang w:val="pt_PT" w:bidi="pt_PT"/>
-        </w:rPr>
-      </w:r>
-    </w:p>
-    <w:p>
-      <w:r>
-        <w:drawing>
-          <wp:inline xmlns:a="http://schemas.openxmlformats.org/drawingml/2006/main" xmlns:pic="http://schemas.openxmlformats.org/drawingml/2006/picture">
-            <wp:extent cx="6096000" cy="9125749"/>
-            <wp:docPr id="25" name="Picture 25"/>
-            <wp:cNvGraphicFramePr>
-              <a:graphicFrameLocks noChangeAspect="1"/>
-            </wp:cNvGraphicFramePr>
-            <a:graphic>
-              <a:graphicData uri="http://schemas.openxmlformats.org/drawingml/2006/picture">
-                <pic:pic>
-                  <pic:nvPicPr>
-                    <pic:cNvPr id="0" name="image.jpg"/>
-                    <pic:cNvPicPr/>
-                  </pic:nvPicPr>
-                  <pic:blipFill>
-                    <a:blip r:embed="rId61"/>
-                    <a:stretch>
-                      <a:fillRect/>
-                    </a:stretch>
-                  </pic:blipFill>
-                  <pic:spPr>
-                    <a:xfrm>
-                      <a:off x="0" y="0"/>
-                      <a:ext cx="6096000" cy="9125749"/>
-                    </a:xfrm>
-                    <a:prstGeom prst="rect"/>
-                  </pic:spPr>
-                </pic:pic>
-              </a:graphicData>
-            </a:graphic>
-          </wp:inline>
-        </w:drawing>
-      </w:r>
-    </w:p>
-    <w:p>
-      <w:pPr/>
-      <w:r>
-        <w:rPr>
-          <w:lang w:val="pt_PT" w:bidi="pt_PT"/>
-        </w:rPr>
-      </w:r>
-      <w:hyperlink r:id="rId62">
-        <w:r>
-          <w:rPr>
-            <w:lang w:val="pt_PT" w:bidi="pt_PT"/>
-          </w:rPr>
-          <w:rPr>
-            <w:color w:val="0000EE"/>
-            <w:u w:val="single"/>
-          </w:rPr>
-          <w:t>link</w:t>
-        </w:r>
-      </w:hyperlink>
-      <w:r>
-        <w:rPr>
-          <w:lang w:val="pt_PT" w:bidi="pt_PT"/>
-        </w:rPr>
-      </w:r>
-      <w:r>
-        <w:rPr>
-          <w:lang w:val="pt_PT" w:bidi="pt_PT"/>
-        </w:rPr>
-      </w:r>
-    </w:p>
-    <w:p>
-      <w:pPr/>
-      <w:r>
-        <w:rPr>
-          <w:lang w:val="pt_PT" w:bidi="pt_PT"/>
-        </w:rPr>
-      </w:r>
-    </w:p>
-    <w:p>
-      <w:pPr>
-        <w:pStyle w:val="Heading2"/>
-      </w:pPr>
-      <w:r>
-        <w:rPr>
-          <w:lang w:val="pt_PT" w:bidi="pt_PT"/>
-        </w:rPr>
-        <w:t>Burro de carga</w:t>
-      </w:r>
-      <w:r>
-        <w:rPr>
-          <w:lang w:val="pt_PT" w:bidi="pt_PT"/>
-        </w:rPr>
-      </w:r>
-    </w:p>
-    <w:p>
-      <w:pPr>
-        <w:pStyle w:val="Heading4"/>
-      </w:pPr>
-      <w:r>
-        <w:rPr>
-          <w:lang w:val="pt_PT" w:bidi="pt_PT"/>
-        </w:rPr>
-        <w:t>Image Content</w:t>
-      </w:r>
-      <w:r>
-        <w:rPr>
-          <w:lang w:val="pt_PT" w:bidi="pt_PT"/>
-        </w:rPr>
-      </w:r>
-    </w:p>
-    <w:p>
-      <w:pPr/>
-      <w:r>
-        <w:rPr>
-          <w:lang w:val="pt_PT" w:bidi="pt_PT"/>
-        </w:rPr>
-      </w:r>
-    </w:p>
-    <w:p>
-      <w:r>
-        <w:drawing>
-          <wp:inline xmlns:a="http://schemas.openxmlformats.org/drawingml/2006/main" xmlns:pic="http://schemas.openxmlformats.org/drawingml/2006/picture">
-            <wp:extent cx="6096000" cy="4078224"/>
-            <wp:docPr id="26" name="Picture 26"/>
-            <wp:cNvGraphicFramePr>
-              <a:graphicFrameLocks noChangeAspect="1"/>
-            </wp:cNvGraphicFramePr>
-            <a:graphic>
-              <a:graphicData uri="http://schemas.openxmlformats.org/drawingml/2006/picture">
-                <pic:pic>
-                  <pic:nvPicPr>
-                    <pic:cNvPr id="0" name="image.jpg"/>
-                    <pic:cNvPicPr/>
-                  </pic:nvPicPr>
-                  <pic:blipFill>
-                    <a:blip r:embed="rId63"/>
-                    <a:stretch>
-                      <a:fillRect/>
-                    </a:stretch>
-                  </pic:blipFill>
-                  <pic:spPr>
-                    <a:xfrm>
-                      <a:off x="0" y="0"/>
-                      <a:ext cx="6096000" cy="4078224"/>
-                    </a:xfrm>
-                    <a:prstGeom prst="rect"/>
-                  </pic:spPr>
-                </pic:pic>
-              </a:graphicData>
-            </a:graphic>
-          </wp:inline>
-        </w:drawing>
-      </w:r>
-    </w:p>
-    <w:p>
-      <w:pPr/>
-      <w:r>
-        <w:rPr>
-          <w:lang w:val="pt_PT" w:bidi="pt_PT"/>
-        </w:rPr>
-      </w:r>
-      <w:hyperlink r:id="rId64">
-        <w:r>
-          <w:rPr>
-            <w:lang w:val="pt_PT" w:bidi="pt_PT"/>
-          </w:rPr>
-          <w:rPr>
-            <w:color w:val="0000EE"/>
-            <w:u w:val="single"/>
-          </w:rPr>
-          <w:t>link</w:t>
-        </w:r>
-      </w:hyperlink>
-      <w:r>
-        <w:rPr>
-          <w:lang w:val="pt_PT" w:bidi="pt_PT"/>
-        </w:rPr>
-      </w:r>
-      <w:r>
-        <w:rPr>
-          <w:lang w:val="pt_PT" w:bidi="pt_PT"/>
-        </w:rPr>
-      </w:r>
-    </w:p>
-    <w:p>
-      <w:pPr/>
-      <w:r>
-        <w:rPr>
-          <w:lang w:val="pt_PT" w:bidi="pt_PT"/>
-        </w:rPr>
-      </w:r>
-    </w:p>
-    <w:p>
-      <w:pPr>
-        <w:pStyle w:val="Heading2"/>
-      </w:pPr>
-      <w:r>
-        <w:rPr>
-          <w:lang w:val="pt_PT" w:bidi="pt_PT"/>
-        </w:rPr>
-        <w:t>Burro de carga</w:t>
-      </w:r>
-      <w:r>
-        <w:rPr>
-          <w:lang w:val="pt_PT" w:bidi="pt_PT"/>
-        </w:rPr>
-      </w:r>
-    </w:p>
-    <w:p>
-      <w:pPr>
-        <w:pStyle w:val="Heading4"/>
-      </w:pPr>
-      <w:r>
-        <w:rPr>
-          <w:lang w:val="pt_PT" w:bidi="pt_PT"/>
-        </w:rPr>
-        <w:t>Image Content</w:t>
-      </w:r>
-      <w:r>
-        <w:rPr>
-          <w:lang w:val="pt_PT" w:bidi="pt_PT"/>
-        </w:rPr>
-      </w:r>
-    </w:p>
-    <w:p>
-      <w:pPr/>
-      <w:r>
-        <w:rPr>
-          <w:lang w:val="pt_PT" w:bidi="pt_PT"/>
-        </w:rPr>
-      </w:r>
-    </w:p>
-    <w:p>
-      <w:r>
-        <w:drawing>
-          <wp:inline xmlns:a="http://schemas.openxmlformats.org/drawingml/2006/main" xmlns:pic="http://schemas.openxmlformats.org/drawingml/2006/picture">
-            <wp:extent cx="6096000" cy="3432048"/>
-            <wp:docPr id="27" name="Picture 27"/>
-            <wp:cNvGraphicFramePr>
-              <a:graphicFrameLocks noChangeAspect="1"/>
-            </wp:cNvGraphicFramePr>
-            <a:graphic>
-              <a:graphicData uri="http://schemas.openxmlformats.org/drawingml/2006/picture">
-                <pic:pic>
-                  <pic:nvPicPr>
-                    <pic:cNvPr id="0" name="image.jpg"/>
-                    <pic:cNvPicPr/>
-                  </pic:nvPicPr>
-                  <pic:blipFill>
-                    <a:blip r:embed="rId65"/>
-                    <a:stretch>
-                      <a:fillRect/>
-                    </a:stretch>
-                  </pic:blipFill>
-                  <pic:spPr>
-                    <a:xfrm>
-                      <a:off x="0" y="0"/>
-                      <a:ext cx="6096000" cy="3432048"/>
-                    </a:xfrm>
-                    <a:prstGeom prst="rect"/>
-                  </pic:spPr>
-                </pic:pic>
-              </a:graphicData>
-            </a:graphic>
-          </wp:inline>
-        </w:drawing>
-      </w:r>
-    </w:p>
-    <w:p>
-      <w:pPr/>
-      <w:r>
-        <w:rPr>
-          <w:lang w:val="pt_PT" w:bidi="pt_PT"/>
-        </w:rPr>
-      </w:r>
-      <w:hyperlink r:id="rId66">
-        <w:r>
-          <w:rPr>
-            <w:lang w:val="pt_PT" w:bidi="pt_PT"/>
-          </w:rPr>
-          <w:rPr>
-            <w:color w:val="0000EE"/>
-            <w:u w:val="single"/>
-          </w:rPr>
-          <w:t>link</w:t>
-        </w:r>
-      </w:hyperlink>
-      <w:r>
-        <w:rPr>
-          <w:lang w:val="pt_PT" w:bidi="pt_PT"/>
-        </w:rPr>
-      </w:r>
-      <w:r>
-        <w:rPr>
-          <w:lang w:val="pt_PT" w:bidi="pt_PT"/>
-        </w:rPr>
-      </w:r>
-    </w:p>
-    <w:p>
-      <w:pPr/>
-      <w:r>
-        <w:rPr>
-          <w:lang w:val="pt_PT" w:bidi="pt_PT"/>
-        </w:rPr>
-      </w:r>
-    </w:p>
-    <w:p>
-      <w:pPr>
-        <w:pStyle w:val="Heading2"/>
-      </w:pPr>
-      <w:r>
-        <w:rPr>
-          <w:lang w:val="pt_PT" w:bidi="pt_PT"/>
-        </w:rPr>
-        <w:t>Burro de carga</w:t>
-      </w:r>
-      <w:r>
-        <w:rPr>
-          <w:lang w:val="pt_PT" w:bidi="pt_PT"/>
-        </w:rPr>
-      </w:r>
-    </w:p>
-    <w:p>
-      <w:pPr>
-        <w:pStyle w:val="Heading4"/>
-      </w:pPr>
-      <w:r>
-        <w:rPr>
-          <w:lang w:val="pt_PT" w:bidi="pt_PT"/>
-        </w:rPr>
-        <w:t>Image Content</w:t>
-      </w:r>
-      <w:r>
-        <w:rPr>
-          <w:lang w:val="pt_PT" w:bidi="pt_PT"/>
-        </w:rPr>
-      </w:r>
-    </w:p>
-    <w:p>
-      <w:pPr/>
-      <w:r>
-        <w:rPr>
-          <w:lang w:val="pt_PT" w:bidi="pt_PT"/>
-        </w:rPr>
-      </w:r>
-    </w:p>
-    <w:p>
-      <w:r>
-        <w:drawing>
-          <wp:inline xmlns:a="http://schemas.openxmlformats.org/drawingml/2006/main" xmlns:pic="http://schemas.openxmlformats.org/drawingml/2006/picture">
-            <wp:extent cx="6096000" cy="3432048"/>
-            <wp:docPr id="28" name="Picture 28"/>
-            <wp:cNvGraphicFramePr>
-              <a:graphicFrameLocks noChangeAspect="1"/>
-            </wp:cNvGraphicFramePr>
-            <a:graphic>
-              <a:graphicData uri="http://schemas.openxmlformats.org/drawingml/2006/picture">
-                <pic:pic>
-                  <pic:nvPicPr>
-                    <pic:cNvPr id="0" name="image.jpg"/>
-                    <pic:cNvPicPr/>
-                  </pic:nvPicPr>
-                  <pic:blipFill>
-                    <a:blip r:embed="rId67"/>
-                    <a:stretch>
-                      <a:fillRect/>
-                    </a:stretch>
-                  </pic:blipFill>
-                  <pic:spPr>
-                    <a:xfrm>
-                      <a:off x="0" y="0"/>
-                      <a:ext cx="6096000" cy="3432048"/>
-                    </a:xfrm>
-                    <a:prstGeom prst="rect"/>
-                  </pic:spPr>
-                </pic:pic>
-              </a:graphicData>
-            </a:graphic>
-          </wp:inline>
-        </w:drawing>
-      </w:r>
-    </w:p>
-    <w:p>
-      <w:pPr/>
-      <w:r>
-        <w:rPr>
-          <w:lang w:val="pt_PT" w:bidi="pt_PT"/>
-        </w:rPr>
-      </w:r>
-      <w:hyperlink r:id="rId68">
+      <w:hyperlink r:id="rId65">
         <w:r>
           <w:rPr>
             <w:lang w:val="pt_PT" w:bidi="pt_PT"/>
